--- a/characters/Escama Roja/EscamaRoja.docx
+++ b/characters/Escama Roja/EscamaRoja.docx
@@ -8227,6 +8227,16 @@
       </w:pPr>
       <w:r>
         <w:rPr/>
+        <w:t>Item: Starting gear</w:t>
+      </w:r>
+    </w:p>
+    <w:p>
+      <w:pPr>
+        <w:pStyle w:val="normal1"/>
+        <w:rPr/>
+      </w:pPr>
+      <w:r>
+        <w:rPr/>
         <w:t>You start with the following equipment, in addition to the equipment granted by your background:</w:t>
       </w:r>
     </w:p>
@@ -8285,6 +8295,10 @@
       </w:pPr>
       <w:r>
         <w:rPr/>
+        <w:t xml:space="preserve">Item: </w:t>
+      </w:r>
+      <w:r>
+        <w:rPr/>
         <w:t>Bracers of Defense</w:t>
       </w:r>
     </w:p>
@@ -8362,6 +8376,10 @@
         <w:bidi w:val="0"/>
         <w:rPr/>
       </w:pPr>
+      <w:r>
+        <w:rPr/>
+        <w:t xml:space="preserve">Item: </w:t>
+      </w:r>
       <w:r>
         <w:rPr/>
         <w:t>Belt of Giant Strengt</w:t>
@@ -8521,6 +8539,10 @@
       </w:pPr>
       <w:r>
         <w:rPr/>
+        <w:t xml:space="preserve">Item: </w:t>
+      </w:r>
+      <w:r>
+        <w:rPr/>
         <w:t>Dagge</w:t>
       </w:r>
       <w:r>
@@ -8556,6 +8578,10 @@
       </w:pPr>
       <w:r>
         <w:rPr/>
+        <w:t xml:space="preserve">Item: </w:t>
+      </w:r>
+      <w:r>
+        <w:rPr/>
         <w:t>Handaxe</w:t>
       </w:r>
     </w:p>
@@ -8581,6 +8607,19 @@
       </w:pPr>
       <w:r>
         <w:rPr/>
+      </w:r>
+    </w:p>
+    <w:p>
+      <w:pPr>
+        <w:pStyle w:val="normal1"/>
+        <w:rPr/>
+      </w:pPr>
+      <w:r>
+        <w:rPr/>
+        <w:t xml:space="preserve">Item: </w:t>
+      </w:r>
+      <w:r>
+        <w:rPr/>
         <w:t>Cap of Water Breathing</w:t>
       </w:r>
     </w:p>
@@ -8631,6 +8670,10 @@
       </w:pPr>
       <w:r>
         <w:rPr/>
+        <w:t xml:space="preserve">Item: </w:t>
+      </w:r>
+      <w:r>
+        <w:rPr/>
         <w:t>Ring of Swimming</w:t>
       </w:r>
     </w:p>
@@ -8683,6 +8726,10 @@
       </w:pPr>
       <w:r>
         <w:rPr/>
+        <w:t xml:space="preserve">Item: </w:t>
+      </w:r>
+      <w:r>
+        <w:rPr/>
         <w:t>Bag of Holding</w:t>
       </w:r>
     </w:p>
@@ -8807,320 +8854,56 @@
       </w:pPr>
       <w:r>
         <w:rPr/>
-        <w:t>Few sailors remember the first time they heard the name Escama Roja.</w:t>
-      </w:r>
-    </w:p>
-    <w:p>
-      <w:pPr>
-        <w:pStyle w:val="normal1"/>
-        <w:rPr/>
-      </w:pPr>
-      <w:r>
-        <w:rPr/>
-      </w:r>
-    </w:p>
-    <w:p>
-      <w:pPr>
-        <w:pStyle w:val="normal1"/>
-        <w:rPr/>
-      </w:pPr>
-      <w:r>
-        <w:rPr/>
-        <w:t>No one remembers the first ship he captured.</w:t>
-      </w:r>
-    </w:p>
-    <w:p>
-      <w:pPr>
-        <w:pStyle w:val="normal1"/>
-        <w:rPr/>
-      </w:pPr>
-      <w:r>
-        <w:rPr/>
-      </w:r>
-    </w:p>
-    <w:p>
-      <w:pPr>
-        <w:pStyle w:val="normal1"/>
-        <w:rPr/>
-      </w:pPr>
-      <w:r>
-        <w:rPr/>
-        <w:t>No one remembers the first bounty placed upon his head.</w:t>
-      </w:r>
-    </w:p>
-    <w:p>
-      <w:pPr>
-        <w:pStyle w:val="normal1"/>
-        <w:rPr/>
-      </w:pPr>
-      <w:r>
-        <w:rPr/>
-      </w:r>
-    </w:p>
-    <w:p>
-      <w:pPr>
-        <w:pStyle w:val="normal1"/>
-        <w:rPr/>
-      </w:pPr>
-      <w:r>
-        <w:rPr/>
-        <w:t>But everyone remembers the stories.</w:t>
-      </w:r>
-    </w:p>
-    <w:p>
-      <w:pPr>
-        <w:pStyle w:val="normal1"/>
-        <w:rPr/>
-      </w:pPr>
-      <w:r>
-        <w:rPr/>
-      </w:r>
-    </w:p>
-    <w:p>
-      <w:pPr>
-        <w:pStyle w:val="normal1"/>
-        <w:rPr/>
-      </w:pPr>
-      <w:r>
-        <w:rPr/>
-        <w:t>And every story begins with fire.</w:t>
-      </w:r>
-    </w:p>
-    <w:p>
-      <w:pPr>
-        <w:pStyle w:val="normal1"/>
-        <w:rPr/>
-      </w:pPr>
-      <w:r>
-        <w:rPr/>
-      </w:r>
-    </w:p>
-    <w:p>
-      <w:pPr>
-        <w:pStyle w:val="normal1"/>
-        <w:rPr/>
-      </w:pPr>
-      <w:r>
-        <w:rPr/>
-        <w:t>Some claim he was born aboard a ship during a hurricane that split the sky with crimson lightning. Others swear he crawled from the wreckage of a dragon-hunting vessel, the sole survivor of a battle that should have killed every soul aboard.</w:t>
-      </w:r>
-    </w:p>
-    <w:p>
-      <w:pPr>
-        <w:pStyle w:val="normal1"/>
-        <w:rPr/>
-      </w:pPr>
-      <w:r>
-        <w:rPr/>
-      </w:r>
-    </w:p>
-    <w:p>
-      <w:pPr>
-        <w:pStyle w:val="normal1"/>
-        <w:rPr/>
-      </w:pPr>
-      <w:r>
-        <w:rPr/>
-        <w:t>Escama Roja encourages both versions.</w:t>
-      </w:r>
-    </w:p>
-    <w:p>
-      <w:pPr>
-        <w:pStyle w:val="normal1"/>
-        <w:rPr/>
-      </w:pPr>
-      <w:r>
-        <w:rPr/>
-      </w:r>
-    </w:p>
-    <w:p>
-      <w:pPr>
-        <w:pStyle w:val="normal1"/>
-        <w:rPr/>
-      </w:pPr>
-      <w:r>
-        <w:rPr/>
-        <w:t>The truth, he says, is worth less than a good tale.</w:t>
-      </w:r>
-    </w:p>
-    <w:p>
-      <w:pPr>
-        <w:pStyle w:val="normal1"/>
-        <w:rPr/>
-      </w:pPr>
-      <w:r>
-        <w:rPr/>
-      </w:r>
-    </w:p>
-    <w:p>
-      <w:pPr>
-        <w:pStyle w:val="normal1"/>
-        <w:rPr/>
-      </w:pPr>
-      <w:r>
-        <w:rPr/>
-        <w:t>The Red Scale</w:t>
-      </w:r>
-    </w:p>
-    <w:p>
-      <w:pPr>
-        <w:pStyle w:val="normal1"/>
-        <w:rPr/>
-      </w:pPr>
-      <w:r>
-        <w:rPr/>
-      </w:r>
-    </w:p>
-    <w:p>
-      <w:pPr>
-        <w:pStyle w:val="normal1"/>
-        <w:rPr/>
-      </w:pPr>
-      <w:r>
-        <w:rPr/>
-        <w:t>Long before he sailed under a black flag, Escama Roja was merely another deckhand aboard a merchant carrack that crossed dangerous waters between distant kingdoms.</w:t>
-      </w:r>
-    </w:p>
-    <w:p>
-      <w:pPr>
-        <w:pStyle w:val="normal1"/>
-        <w:rPr/>
-      </w:pPr>
-      <w:r>
-        <w:rPr/>
-      </w:r>
-    </w:p>
-    <w:p>
-      <w:pPr>
-        <w:pStyle w:val="normal1"/>
-        <w:rPr/>
-      </w:pPr>
-      <w:r>
-        <w:rPr/>
-        <w:t>He learned early that the sea respected neither kings nor laws.</w:t>
-      </w:r>
-    </w:p>
-    <w:p>
-      <w:pPr>
-        <w:pStyle w:val="normal1"/>
-        <w:rPr/>
-      </w:pPr>
-      <w:r>
-        <w:rPr/>
-      </w:r>
-    </w:p>
-    <w:p>
-      <w:pPr>
-        <w:pStyle w:val="normal1"/>
-        <w:rPr/>
-      </w:pPr>
-      <w:r>
-        <w:rPr/>
-        <w:t>Storms did not care about noble blood.</w:t>
-      </w:r>
-    </w:p>
-    <w:p>
-      <w:pPr>
-        <w:pStyle w:val="normal1"/>
-        <w:rPr/>
-      </w:pPr>
-      <w:r>
-        <w:rPr/>
-      </w:r>
-    </w:p>
-    <w:p>
-      <w:pPr>
-        <w:pStyle w:val="normal1"/>
-        <w:rPr/>
-      </w:pPr>
-      <w:r>
-        <w:rPr/>
-        <w:t>Cannons did not care about rank.</w:t>
-      </w:r>
-    </w:p>
-    <w:p>
-      <w:pPr>
-        <w:pStyle w:val="normal1"/>
-        <w:rPr/>
-      </w:pPr>
-      <w:r>
-        <w:rPr/>
-      </w:r>
-    </w:p>
-    <w:p>
-      <w:pPr>
-        <w:pStyle w:val="normal1"/>
-        <w:rPr/>
-      </w:pPr>
-      <w:r>
-        <w:rPr/>
-        <w:t>And hunger did not care about promises.</w:t>
-      </w:r>
-    </w:p>
-    <w:p>
-      <w:pPr>
-        <w:pStyle w:val="normal1"/>
-        <w:rPr/>
-      </w:pPr>
-      <w:r>
-        <w:rPr/>
-      </w:r>
-    </w:p>
-    <w:p>
-      <w:pPr>
-        <w:pStyle w:val="normal1"/>
-        <w:rPr/>
-      </w:pPr>
-      <w:r>
-        <w:rPr/>
-        <w:t>He survived because he was stubborn.</w:t>
-      </w:r>
-    </w:p>
-    <w:p>
-      <w:pPr>
-        <w:pStyle w:val="normal1"/>
-        <w:rPr/>
-      </w:pPr>
-      <w:r>
-        <w:rPr/>
-      </w:r>
-    </w:p>
-    <w:p>
-      <w:pPr>
-        <w:pStyle w:val="normal1"/>
-        <w:rPr/>
-      </w:pPr>
-      <w:r>
-        <w:rPr/>
-        <w:t>He prospered because he was clever.</w:t>
-      </w:r>
-    </w:p>
-    <w:p>
-      <w:pPr>
-        <w:pStyle w:val="normal1"/>
-        <w:rPr/>
-      </w:pPr>
-      <w:r>
-        <w:rPr/>
-      </w:r>
-    </w:p>
-    <w:p>
-      <w:pPr>
-        <w:pStyle w:val="normal1"/>
-        <w:rPr/>
-      </w:pPr>
-      <w:r>
-        <w:rPr/>
-        <w:t>He became feared because he was willing to do what others would not.</w:t>
-      </w:r>
-    </w:p>
-    <w:p>
-      <w:pPr>
-        <w:pStyle w:val="normal1"/>
-        <w:rPr/>
-      </w:pPr>
-      <w:r>
-        <w:rPr/>
+        <w:t xml:space="preserve">Few sailors remember the first time they heard the name Escama Roja. </w:t>
+      </w:r>
+    </w:p>
+    <w:p>
+      <w:pPr>
+        <w:pStyle w:val="normal1"/>
+        <w:rPr/>
+      </w:pPr>
+      <w:r>
+        <w:rPr/>
+        <w:t>No one remembers the first ship he captured. No one remembers the first bounty placed upon his head. But everyone remembers the stories.And every story begins with fire.</w:t>
+      </w:r>
+    </w:p>
+    <w:p>
+      <w:pPr>
+        <w:pStyle w:val="normal1"/>
+        <w:rPr/>
+      </w:pPr>
+      <w:r>
+        <w:rPr/>
+        <w:t xml:space="preserve">Some claim he was born aboard a ship during a hurricane that split the sky with crimson lightning. Others swear he crawled from the wreckage of a dragon-hunting vessel, the sole survivor of a battle that should have killed every soul aboard. Escama Roja encourages both versions. The truth, he says, is worth less than a good tale. </w:t>
+      </w:r>
+    </w:p>
+    <w:p>
+      <w:pPr>
+        <w:pStyle w:val="normal1"/>
+        <w:rPr/>
+      </w:pPr>
+      <w:r>
+        <w:rPr/>
+      </w:r>
+    </w:p>
+    <w:p>
+      <w:pPr>
+        <w:pStyle w:val="normal1"/>
+        <w:rPr/>
+      </w:pPr>
+      <w:r>
+        <w:rPr/>
+        <w:t xml:space="preserve">The Red Scale </w:t>
+      </w:r>
+    </w:p>
+    <w:p>
+      <w:pPr>
+        <w:pStyle w:val="normal1"/>
+        <w:rPr/>
+      </w:pPr>
+      <w:r>
+        <w:rPr/>
+        <w:t>Long before he sailed under a black flag, Escama Roja was merely another deckhand aboard a merchant carrack that crossed dangerous waters between distant kingdoms. He learned early that the sea respected neither kings nor laws. Storms did not care about noble blood. Cannons did not care about rank. And hunger did not care about promises. He survived because he was stubborn. He prospered because he was clever. He became feared because he was willing to do what others would not.</w:t>
       </w:r>
     </w:p>
     <w:p>
@@ -9140,15 +8923,6 @@
       </w:pPr>
       <w:r>
         <w:rPr/>
-      </w:r>
-    </w:p>
-    <w:p>
-      <w:pPr>
-        <w:pStyle w:val="normal1"/>
-        <w:rPr/>
-      </w:pPr>
-      <w:r>
-        <w:rPr/>
         <w:t>When the fighting ended, Escama Roja emerged covered in blood from head to toe, his weathered scale armor glistening like the hide of a wounded dragon beneath the sunset.</w:t>
       </w:r>
     </w:p>
@@ -9159,15 +8933,6 @@
       </w:pPr>
       <w:r>
         <w:rPr/>
-      </w:r>
-    </w:p>
-    <w:p>
-      <w:pPr>
-        <w:pStyle w:val="normal1"/>
-        <w:rPr/>
-      </w:pPr>
-      <w:r>
-        <w:rPr/>
         <w:t>One of the survivors pointed at him and whispered:</w:t>
       </w:r>
     </w:p>
@@ -9206,26 +8971,7 @@
       </w:pPr>
       <w:r>
         <w:rPr/>
-        <w:t>The name remained.</w:t>
-      </w:r>
-    </w:p>
-    <w:p>
-      <w:pPr>
-        <w:pStyle w:val="normal1"/>
-        <w:rPr/>
-      </w:pPr>
-      <w:r>
-        <w:rPr/>
-      </w:r>
-    </w:p>
-    <w:p>
-      <w:pPr>
-        <w:pStyle w:val="normal1"/>
-        <w:rPr/>
-      </w:pPr>
-      <w:r>
-        <w:rPr/>
-        <w:t>The captain did not.</w:t>
+        <w:t>The name remained. The captain did not.</w:t>
       </w:r>
     </w:p>
     <w:p>
@@ -9263,92 +9009,7 @@
       </w:pPr>
       <w:r>
         <w:rPr/>
-        <w:t>Years later, Escama Roja joined the crew of the Marea Carmesí, a notorious brigantine whose crew was as dangerous as the reefs they sailed among.</w:t>
-      </w:r>
-    </w:p>
-    <w:p>
-      <w:pPr>
-        <w:pStyle w:val="normal1"/>
-        <w:rPr/>
-      </w:pPr>
-      <w:r>
-        <w:rPr/>
-      </w:r>
-    </w:p>
-    <w:p>
-      <w:pPr>
-        <w:pStyle w:val="normal1"/>
-        <w:rPr/>
-      </w:pPr>
-      <w:r>
-        <w:rPr/>
-        <w:t>He did not begin as captain.</w:t>
-      </w:r>
-    </w:p>
-    <w:p>
-      <w:pPr>
-        <w:pStyle w:val="normal1"/>
-        <w:rPr/>
-      </w:pPr>
-      <w:r>
-        <w:rPr/>
-      </w:r>
-    </w:p>
-    <w:p>
-      <w:pPr>
-        <w:pStyle w:val="normal1"/>
-        <w:rPr/>
-      </w:pPr>
-      <w:r>
-        <w:rPr/>
-        <w:t>He never wanted the position.</w:t>
-      </w:r>
-    </w:p>
-    <w:p>
-      <w:pPr>
-        <w:pStyle w:val="normal1"/>
-        <w:rPr/>
-      </w:pPr>
-      <w:r>
-        <w:rPr/>
-      </w:r>
-    </w:p>
-    <w:p>
-      <w:pPr>
-        <w:pStyle w:val="normal1"/>
-        <w:rPr/>
-      </w:pPr>
-      <w:r>
-        <w:rPr/>
-        <w:t>Power attracted knives.</w:t>
-      </w:r>
-    </w:p>
-    <w:p>
-      <w:pPr>
-        <w:pStyle w:val="normal1"/>
-        <w:rPr/>
-      </w:pPr>
-      <w:r>
-        <w:rPr/>
-      </w:r>
-    </w:p>
-    <w:p>
-      <w:pPr>
-        <w:pStyle w:val="normal1"/>
-        <w:rPr/>
-      </w:pPr>
-      <w:r>
-        <w:rPr/>
-        <w:t>Responsibility attracted bullets.</w:t>
-      </w:r>
-    </w:p>
-    <w:p>
-      <w:pPr>
-        <w:pStyle w:val="normal1"/>
-        <w:rPr/>
-      </w:pPr>
-      <w:r>
-        <w:rPr/>
+        <w:t>Years later, Escama Roja joined the crew of the Marea Carmesí, a notorious brigantine whose crew was as dangerous as the reefs they sailed among. He did not begin as captain. He never wanted the position. Power attracted knives. Responsibility attracted bullets.</w:t>
       </w:r>
     </w:p>
     <w:p>
@@ -9396,54 +9057,7 @@
       </w:pPr>
       <w:r>
         <w:rPr/>
-        <w:t>The voice of the crew.</w:t>
-      </w:r>
-    </w:p>
-    <w:p>
-      <w:pPr>
-        <w:pStyle w:val="normal1"/>
-        <w:rPr/>
-      </w:pPr>
-      <w:r>
-        <w:rPr/>
-      </w:r>
-    </w:p>
-    <w:p>
-      <w:pPr>
-        <w:pStyle w:val="normal1"/>
-        <w:rPr/>
-      </w:pPr>
-      <w:r>
-        <w:rPr/>
-        <w:t>The keeper of shares.</w:t>
-      </w:r>
-    </w:p>
-    <w:p>
-      <w:pPr>
-        <w:pStyle w:val="normal1"/>
-        <w:rPr/>
-      </w:pPr>
-      <w:r>
-        <w:rPr/>
-      </w:r>
-    </w:p>
-    <w:p>
-      <w:pPr>
-        <w:pStyle w:val="normal1"/>
-        <w:rPr/>
-      </w:pPr>
-      <w:r>
-        <w:rPr/>
-        <w:t>The judge of disputes.</w:t>
-      </w:r>
-    </w:p>
-    <w:p>
-      <w:pPr>
-        <w:pStyle w:val="normal1"/>
-        <w:rPr/>
-      </w:pPr>
-      <w:r>
-        <w:rPr/>
+        <w:t xml:space="preserve">The voice of the crew. The keeper of shares. The judge of disputes. </w:t>
       </w:r>
     </w:p>
     <w:p>
@@ -9463,82 +9077,17 @@
       </w:pPr>
       <w:r>
         <w:rPr/>
-      </w:r>
-    </w:p>
-    <w:p>
-      <w:pPr>
-        <w:pStyle w:val="normal1"/>
-        <w:rPr/>
-      </w:pPr>
-      <w:r>
-        <w:rPr/>
-        <w:t>Many captains commanded through fear.</w:t>
-      </w:r>
-    </w:p>
-    <w:p>
-      <w:pPr>
-        <w:pStyle w:val="normal1"/>
-        <w:rPr/>
-      </w:pPr>
-      <w:r>
-        <w:rPr/>
-      </w:r>
-    </w:p>
-    <w:p>
-      <w:pPr>
-        <w:pStyle w:val="normal1"/>
-        <w:rPr/>
-      </w:pPr>
-      <w:r>
-        <w:rPr/>
-        <w:t>Escama Roja commanded through fairness.</w:t>
-      </w:r>
-    </w:p>
-    <w:p>
-      <w:pPr>
-        <w:pStyle w:val="normal1"/>
-        <w:rPr/>
-      </w:pPr>
-      <w:r>
-        <w:rPr/>
-      </w:r>
-    </w:p>
-    <w:p>
-      <w:pPr>
-        <w:pStyle w:val="normal1"/>
-        <w:rPr/>
-      </w:pPr>
-      <w:r>
-        <w:rPr/>
-        <w:t>A sailor who stole from the crew answered to him.</w:t>
-      </w:r>
-    </w:p>
-    <w:p>
-      <w:pPr>
-        <w:pStyle w:val="normal1"/>
-        <w:rPr/>
-      </w:pPr>
-      <w:r>
-        <w:rPr/>
-      </w:r>
-    </w:p>
-    <w:p>
-      <w:pPr>
-        <w:pStyle w:val="normal1"/>
-        <w:rPr/>
-      </w:pPr>
-      <w:r>
-        <w:rPr/>
-        <w:t>A captain who cheated the crew answered to him as well.</w:t>
-      </w:r>
-    </w:p>
-    <w:p>
-      <w:pPr>
-        <w:pStyle w:val="normal1"/>
-        <w:rPr/>
-      </w:pPr>
-      <w:r>
-        <w:rPr/>
+        <w:t>Many captains commanded through fear. Escama Roja commanded through fairness.</w:t>
+      </w:r>
+    </w:p>
+    <w:p>
+      <w:pPr>
+        <w:pStyle w:val="normal1"/>
+        <w:rPr/>
+      </w:pPr>
+      <w:r>
+        <w:rPr/>
+        <w:t>A sailor who stole from the crew answered to him. A captain who cheated the crew answered to him as well.</w:t>
       </w:r>
     </w:p>
     <w:p>
@@ -9586,206 +9135,23 @@
       </w:pPr>
       <w:r>
         <w:rPr/>
-        <w:t>The crew's infamous Jolly Roger was his creation.</w:t>
-      </w:r>
-    </w:p>
-    <w:p>
-      <w:pPr>
-        <w:pStyle w:val="normal1"/>
-        <w:rPr/>
-      </w:pPr>
-      <w:r>
-        <w:rPr/>
-      </w:r>
-    </w:p>
-    <w:p>
-      <w:pPr>
-        <w:pStyle w:val="normal1"/>
-        <w:rPr/>
-      </w:pPr>
-      <w:r>
-        <w:rPr/>
-        <w:t>A grinning dragon skull framed by crossed blades upon a field as black as the deepest trench.</w:t>
-      </w:r>
-    </w:p>
-    <w:p>
-      <w:pPr>
-        <w:pStyle w:val="normal1"/>
-        <w:rPr/>
-      </w:pPr>
-      <w:r>
-        <w:rPr/>
-      </w:r>
-    </w:p>
-    <w:p>
-      <w:pPr>
-        <w:pStyle w:val="normal1"/>
-        <w:rPr/>
-      </w:pPr>
-      <w:r>
-        <w:rPr/>
-        <w:t>To outsiders it was merely a threat.</w:t>
-      </w:r>
-    </w:p>
-    <w:p>
-      <w:pPr>
-        <w:pStyle w:val="normal1"/>
-        <w:rPr/>
-      </w:pPr>
-      <w:r>
-        <w:rPr/>
-      </w:r>
-    </w:p>
-    <w:p>
-      <w:pPr>
-        <w:pStyle w:val="normal1"/>
-        <w:rPr/>
-      </w:pPr>
-      <w:r>
-        <w:rPr/>
-        <w:t>To the crew it carried a deeper meaning.</w:t>
-      </w:r>
-    </w:p>
-    <w:p>
-      <w:pPr>
-        <w:pStyle w:val="normal1"/>
-        <w:rPr/>
-      </w:pPr>
-      <w:r>
-        <w:rPr/>
-      </w:r>
-    </w:p>
-    <w:p>
-      <w:pPr>
-        <w:pStyle w:val="normal1"/>
-        <w:rPr/>
-      </w:pPr>
-      <w:r>
-        <w:rPr/>
-        <w:t>The skull represented death.</w:t>
-      </w:r>
-    </w:p>
-    <w:p>
-      <w:pPr>
-        <w:pStyle w:val="normal1"/>
-        <w:rPr/>
-      </w:pPr>
-      <w:r>
-        <w:rPr/>
-      </w:r>
-    </w:p>
-    <w:p>
-      <w:pPr>
-        <w:pStyle w:val="normal1"/>
-        <w:rPr/>
-      </w:pPr>
-      <w:r>
-        <w:rPr/>
-        <w:t>The crossed blades represented freedom.</w:t>
-      </w:r>
-    </w:p>
-    <w:p>
-      <w:pPr>
-        <w:pStyle w:val="normal1"/>
-        <w:rPr/>
-      </w:pPr>
-      <w:r>
-        <w:rPr/>
-      </w:r>
-    </w:p>
-    <w:p>
-      <w:pPr>
-        <w:pStyle w:val="normal1"/>
-        <w:rPr/>
-      </w:pPr>
-      <w:r>
-        <w:rPr/>
-        <w:t>The dragon represented survival.</w:t>
-      </w:r>
-    </w:p>
-    <w:p>
-      <w:pPr>
-        <w:pStyle w:val="normal1"/>
-        <w:rPr/>
-      </w:pPr>
-      <w:r>
-        <w:rPr/>
-      </w:r>
-    </w:p>
-    <w:p>
-      <w:pPr>
-        <w:pStyle w:val="normal1"/>
-        <w:rPr/>
-      </w:pPr>
-      <w:r>
-        <w:rPr/>
-        <w:t>Together they formed a promise.</w:t>
-      </w:r>
-    </w:p>
-    <w:p>
-      <w:pPr>
-        <w:pStyle w:val="normal1"/>
-        <w:rPr/>
-      </w:pPr>
-      <w:r>
-        <w:rPr/>
-      </w:r>
-    </w:p>
-    <w:p>
-      <w:pPr>
-        <w:pStyle w:val="normal1"/>
-        <w:rPr/>
-      </w:pPr>
-      <w:r>
-        <w:rPr/>
-        <w:t>Fight together.</w:t>
-      </w:r>
-    </w:p>
-    <w:p>
-      <w:pPr>
-        <w:pStyle w:val="normal1"/>
-        <w:rPr/>
-      </w:pPr>
-      <w:r>
-        <w:rPr/>
-      </w:r>
-    </w:p>
-    <w:p>
-      <w:pPr>
-        <w:pStyle w:val="normal1"/>
-        <w:rPr/>
-      </w:pPr>
-      <w:r>
-        <w:rPr/>
-        <w:t>Share together.</w:t>
-      </w:r>
-    </w:p>
-    <w:p>
-      <w:pPr>
-        <w:pStyle w:val="normal1"/>
-        <w:rPr/>
-      </w:pPr>
-      <w:r>
-        <w:rPr/>
-      </w:r>
-    </w:p>
-    <w:p>
-      <w:pPr>
-        <w:pStyle w:val="normal1"/>
-        <w:rPr/>
-      </w:pPr>
-      <w:r>
-        <w:rPr/>
-        <w:t>Survive together.</w:t>
-      </w:r>
-    </w:p>
-    <w:p>
-      <w:pPr>
-        <w:pStyle w:val="normal1"/>
-        <w:rPr/>
-      </w:pPr>
-      <w:r>
-        <w:rPr/>
+        <w:t xml:space="preserve">The crew's infamous Jolly Roger was his creation. A grinning dragon skull framed by crossed blades upon a field as black as the deepest trench. To outsiders it was merely a threat. To the crew it carried a deeper meaning. The skull represented death. The crossed blades represented freedom. The dragon represented survival. Together they formed a promise. Fight together, </w:t>
+      </w:r>
+      <w:r>
+        <w:rPr/>
+        <w:t>s</w:t>
+      </w:r>
+      <w:r>
+        <w:rPr/>
+        <w:t xml:space="preserve">hare together, </w:t>
+      </w:r>
+      <w:r>
+        <w:rPr/>
+        <w:t>s</w:t>
+      </w:r>
+      <w:r>
+        <w:rPr/>
+        <w:t xml:space="preserve">urvive together. </w:t>
       </w:r>
     </w:p>
     <w:p>
@@ -9843,120 +9209,17 @@
       </w:pPr>
       <w:r>
         <w:rPr/>
-      </w:r>
-    </w:p>
-    <w:p>
-      <w:pPr>
-        <w:pStyle w:val="normal1"/>
-        <w:rPr/>
-      </w:pPr>
-      <w:r>
-        <w:rPr/>
-        <w:t>His bounty climbed with every successful raid.</w:t>
-      </w:r>
-    </w:p>
-    <w:p>
-      <w:pPr>
-        <w:pStyle w:val="normal1"/>
-        <w:rPr/>
-      </w:pPr>
-      <w:r>
-        <w:rPr/>
-      </w:r>
-    </w:p>
-    <w:p>
-      <w:pPr>
-        <w:pStyle w:val="normal1"/>
-        <w:rPr/>
-      </w:pPr>
-      <w:r>
-        <w:rPr/>
-        <w:t>Governors cursed his name.</w:t>
-      </w:r>
-    </w:p>
-    <w:p>
-      <w:pPr>
-        <w:pStyle w:val="normal1"/>
-        <w:rPr/>
-      </w:pPr>
-      <w:r>
-        <w:rPr/>
-      </w:r>
-    </w:p>
-    <w:p>
-      <w:pPr>
-        <w:pStyle w:val="normal1"/>
-        <w:rPr/>
-      </w:pPr>
-      <w:r>
-        <w:rPr/>
-        <w:t>Merchants feared his sails.</w:t>
-      </w:r>
-    </w:p>
-    <w:p>
-      <w:pPr>
-        <w:pStyle w:val="normal1"/>
-        <w:rPr/>
-      </w:pPr>
-      <w:r>
-        <w:rPr/>
-      </w:r>
-    </w:p>
-    <w:p>
-      <w:pPr>
-        <w:pStyle w:val="normal1"/>
-        <w:rPr/>
-      </w:pPr>
-      <w:r>
-        <w:rPr/>
-        <w:t>Naval officers dreamed of claiming the reward.</w:t>
-      </w:r>
-    </w:p>
-    <w:p>
-      <w:pPr>
-        <w:pStyle w:val="normal1"/>
-        <w:rPr/>
-      </w:pPr>
-      <w:r>
-        <w:rPr/>
-      </w:r>
-    </w:p>
-    <w:p>
-      <w:pPr>
-        <w:pStyle w:val="normal1"/>
-        <w:rPr/>
-      </w:pPr>
-      <w:r>
-        <w:rPr/>
-        <w:t>The higher the bounty grew, the more he laughed.</w:t>
-      </w:r>
-    </w:p>
-    <w:p>
-      <w:pPr>
-        <w:pStyle w:val="normal1"/>
-        <w:rPr/>
-      </w:pPr>
-      <w:r>
-        <w:rPr/>
-      </w:r>
-    </w:p>
-    <w:p>
-      <w:pPr>
-        <w:pStyle w:val="normal1"/>
-        <w:rPr/>
-      </w:pPr>
-      <w:r>
-        <w:rPr/>
-        <w:t>He often claimed that the authorities were competing to see who could make him richer without ever paying him.</w:t>
-      </w:r>
-    </w:p>
-    <w:p>
-      <w:pPr>
-        <w:pStyle w:val="normal1"/>
-        <w:rPr/>
-      </w:pPr>
-      <w:r>
-        <w:rPr/>
+        <w:t xml:space="preserve">His bounty climbed with every successful raid. Governors cursed his name. Merchants feared his sails. Naval officers dreamed of claiming the reward. </w:t>
+      </w:r>
+    </w:p>
+    <w:p>
+      <w:pPr>
+        <w:pStyle w:val="normal1"/>
+        <w:rPr/>
+      </w:pPr>
+      <w:r>
+        <w:rPr/>
+        <w:t xml:space="preserve">The higher the bounty grew, the more he laughed. He often claimed that the authorities were competing to see who could make him richer without ever paying him. </w:t>
       </w:r>
     </w:p>
     <w:p>
@@ -9976,54 +9239,17 @@
       </w:pPr>
       <w:r>
         <w:rPr/>
-      </w:r>
-    </w:p>
-    <w:p>
-      <w:pPr>
-        <w:pStyle w:val="normal1"/>
-        <w:rPr/>
-      </w:pPr>
-      <w:r>
-        <w:rPr/>
-        <w:t>Most depicted him as a monster.</w:t>
-      </w:r>
-    </w:p>
-    <w:p>
-      <w:pPr>
-        <w:pStyle w:val="normal1"/>
-        <w:rPr/>
-      </w:pPr>
-      <w:r>
-        <w:rPr/>
-      </w:r>
-    </w:p>
-    <w:p>
-      <w:pPr>
-        <w:pStyle w:val="normal1"/>
-        <w:rPr/>
-      </w:pPr>
-      <w:r>
-        <w:rPr/>
-        <w:t>He bought several copies and hung them in his cabin.</w:t>
-      </w:r>
-    </w:p>
-    <w:p>
-      <w:pPr>
-        <w:pStyle w:val="normal1"/>
-        <w:rPr/>
-      </w:pPr>
-      <w:r>
-        <w:rPr/>
-      </w:r>
-    </w:p>
-    <w:p>
-      <w:pPr>
-        <w:pStyle w:val="normal1"/>
-        <w:rPr/>
-      </w:pPr>
-      <w:r>
-        <w:rPr/>
-        <w:t>The artist, he insisted, had captured his good side.</w:t>
+        <w:t>Most depicted him as a monster. He bought several copies and hung them in his cabin.</w:t>
+      </w:r>
+    </w:p>
+    <w:p>
+      <w:pPr>
+        <w:pStyle w:val="normal1"/>
+        <w:rPr/>
+      </w:pPr>
+      <w:r>
+        <w:rPr/>
+        <w:t xml:space="preserve">The artist, he insisted, had captured his good side. </w:t>
       </w:r>
     </w:p>
     <w:p>
@@ -10061,178 +9287,43 @@
       </w:pPr>
       <w:r>
         <w:rPr/>
-        <w:t>Ask a merchant about Escama Roja and they will call him a criminal.</w:t>
-      </w:r>
-    </w:p>
-    <w:p>
-      <w:pPr>
-        <w:pStyle w:val="normal1"/>
-        <w:rPr/>
-      </w:pPr>
-      <w:r>
-        <w:rPr/>
-      </w:r>
-    </w:p>
-    <w:p>
-      <w:pPr>
-        <w:pStyle w:val="normal1"/>
-        <w:rPr/>
-      </w:pPr>
-      <w:r>
-        <w:rPr/>
-        <w:t>Ask an admiral and they will call him a menace.</w:t>
-      </w:r>
-    </w:p>
-    <w:p>
-      <w:pPr>
-        <w:pStyle w:val="normal1"/>
-        <w:rPr/>
-      </w:pPr>
-      <w:r>
-        <w:rPr/>
-      </w:r>
-    </w:p>
-    <w:p>
-      <w:pPr>
-        <w:pStyle w:val="normal1"/>
-        <w:rPr/>
-      </w:pPr>
-      <w:r>
-        <w:rPr/>
-        <w:t>Ask a sailor and the answer becomes more complicated.</w:t>
-      </w:r>
-    </w:p>
-    <w:p>
-      <w:pPr>
-        <w:pStyle w:val="normal1"/>
-        <w:rPr/>
-      </w:pPr>
-      <w:r>
-        <w:rPr/>
-      </w:r>
-    </w:p>
-    <w:p>
-      <w:pPr>
-        <w:pStyle w:val="normal1"/>
-        <w:rPr/>
-      </w:pPr>
-      <w:r>
-        <w:rPr/>
-        <w:t>Some describe him as ruthless.</w:t>
-      </w:r>
-    </w:p>
-    <w:p>
-      <w:pPr>
-        <w:pStyle w:val="normal1"/>
-        <w:rPr/>
-      </w:pPr>
-      <w:r>
-        <w:rPr/>
-      </w:r>
-    </w:p>
-    <w:p>
-      <w:pPr>
-        <w:pStyle w:val="normal1"/>
-        <w:rPr/>
-      </w:pPr>
-      <w:r>
-        <w:rPr/>
-        <w:t>Others call him honorable.</w:t>
-      </w:r>
-    </w:p>
-    <w:p>
-      <w:pPr>
-        <w:pStyle w:val="normal1"/>
-        <w:rPr/>
-      </w:pPr>
-      <w:r>
-        <w:rPr/>
-      </w:r>
-    </w:p>
-    <w:p>
-      <w:pPr>
-        <w:pStyle w:val="normal1"/>
-        <w:rPr/>
-      </w:pPr>
-      <w:r>
-        <w:rPr/>
-        <w:t>Many call him lucky.</w:t>
-      </w:r>
-    </w:p>
-    <w:p>
-      <w:pPr>
-        <w:pStyle w:val="normal1"/>
-        <w:rPr/>
-      </w:pPr>
-      <w:r>
-        <w:rPr/>
-      </w:r>
-    </w:p>
-    <w:p>
-      <w:pPr>
-        <w:pStyle w:val="normal1"/>
-        <w:rPr/>
-      </w:pPr>
-      <w:r>
-        <w:rPr/>
-        <w:t>All agree on one thing.</w:t>
-      </w:r>
-    </w:p>
-    <w:p>
-      <w:pPr>
-        <w:pStyle w:val="normal1"/>
-        <w:rPr/>
-      </w:pPr>
-      <w:r>
-        <w:rPr/>
-      </w:r>
-    </w:p>
-    <w:p>
-      <w:pPr>
-        <w:pStyle w:val="normal1"/>
-        <w:rPr/>
-      </w:pPr>
-      <w:r>
-        <w:rPr/>
-        <w:t>When the black sails appear on the horizon and the dragon banner rises above the waves, the wisest course of action is to surrender quickly and negotiate politely.</w:t>
-      </w:r>
-    </w:p>
-    <w:p>
-      <w:pPr>
-        <w:pStyle w:val="normal1"/>
-        <w:rPr/>
-      </w:pPr>
-      <w:r>
-        <w:rPr/>
-      </w:r>
-    </w:p>
-    <w:p>
-      <w:pPr>
-        <w:pStyle w:val="normal1"/>
-        <w:rPr/>
-      </w:pPr>
-      <w:r>
-        <w:rPr/>
-        <w:t>Because if Escama Roja boards your ship smiling, you still have a chance.</w:t>
-      </w:r>
-    </w:p>
-    <w:p>
-      <w:pPr>
-        <w:pStyle w:val="normal1"/>
-        <w:rPr/>
-      </w:pPr>
-      <w:r>
-        <w:rPr/>
-      </w:r>
-    </w:p>
-    <w:p>
-      <w:pPr>
-        <w:pStyle w:val="normal1"/>
-        <w:rPr/>
-      </w:pPr>
-      <w:r>
-        <w:rPr/>
-        <w:t>If he boards it angry, the sea is about to gain more ghosts.</w:t>
+        <w:t>Ask a merchant about Escama Roja and they will call him a criminal. Ask an admiral and they will call him a menace. Ask a sailor and the answer becomes more complicated.</w:t>
+      </w:r>
+    </w:p>
+    <w:p>
+      <w:pPr>
+        <w:pStyle w:val="normal1"/>
+        <w:rPr/>
+      </w:pPr>
+      <w:r>
+        <w:rPr/>
+        <w:t xml:space="preserve">Some describe him as ruthless, </w:t>
+      </w:r>
+      <w:r>
+        <w:rPr/>
+        <w:t>o</w:t>
+      </w:r>
+      <w:r>
+        <w:rPr/>
+        <w:t xml:space="preserve">thers call him honorable, </w:t>
+      </w:r>
+      <w:r>
+        <w:rPr/>
+        <w:t>m</w:t>
+      </w:r>
+      <w:r>
+        <w:rPr/>
+        <w:t xml:space="preserve">any call him lucky. All agree on one thing. When the black sails appear on the horizon and the dragon banner rises above the waves, the wisest course of action is to surrender quickly and negotiate politely. </w:t>
+      </w:r>
+    </w:p>
+    <w:p>
+      <w:pPr>
+        <w:pStyle w:val="normal1"/>
+        <w:rPr/>
+      </w:pPr>
+      <w:r>
+        <w:rPr/>
+        <w:t>Because if Escama Roja boards your ship smiling, you still have a chance. If he boards it angry, the sea is about to gain more ghosts.</w:t>
       </w:r>
     </w:p>
     <w:p>
@@ -10270,130 +9361,23 @@
       </w:pPr>
       <w:r>
         <w:rPr/>
-        <w:t>Today, Escama Roja continues to sail the seas in search of fortune, adventure, and stories worth telling.</w:t>
-      </w:r>
-    </w:p>
-    <w:p>
-      <w:pPr>
-        <w:pStyle w:val="normal1"/>
-        <w:rPr/>
-      </w:pPr>
-      <w:r>
-        <w:rPr/>
-      </w:r>
-    </w:p>
-    <w:p>
-      <w:pPr>
-        <w:pStyle w:val="normal1"/>
-        <w:rPr/>
-      </w:pPr>
-      <w:r>
-        <w:rPr/>
-        <w:t>His bounty grows.</w:t>
-      </w:r>
-    </w:p>
-    <w:p>
-      <w:pPr>
-        <w:pStyle w:val="normal1"/>
-        <w:rPr/>
-      </w:pPr>
-      <w:r>
-        <w:rPr/>
-      </w:r>
-    </w:p>
-    <w:p>
-      <w:pPr>
-        <w:pStyle w:val="normal1"/>
-        <w:rPr/>
-      </w:pPr>
-      <w:r>
-        <w:rPr/>
-        <w:t>His legend spreads.</w:t>
-      </w:r>
-    </w:p>
-    <w:p>
-      <w:pPr>
-        <w:pStyle w:val="normal1"/>
-        <w:rPr/>
-      </w:pPr>
-      <w:r>
-        <w:rPr/>
-      </w:r>
-    </w:p>
-    <w:p>
-      <w:pPr>
-        <w:pStyle w:val="normal1"/>
-        <w:rPr/>
-      </w:pPr>
-      <w:r>
-        <w:rPr/>
-        <w:t>And somewhere in a hundred different taverns, sailors argue over which tales are true and which are inventions.</w:t>
-      </w:r>
-    </w:p>
-    <w:p>
-      <w:pPr>
-        <w:pStyle w:val="normal1"/>
-        <w:rPr/>
-      </w:pPr>
-      <w:r>
-        <w:rPr/>
-      </w:r>
-    </w:p>
-    <w:p>
-      <w:pPr>
-        <w:pStyle w:val="normal1"/>
-        <w:rPr/>
-      </w:pPr>
-      <w:r>
-        <w:rPr/>
-        <w:t>Escama Roja enjoys this immensely.</w:t>
-      </w:r>
-    </w:p>
-    <w:p>
-      <w:pPr>
-        <w:pStyle w:val="normal1"/>
-        <w:rPr/>
-      </w:pPr>
-      <w:r>
-        <w:rPr/>
-      </w:r>
-    </w:p>
-    <w:p>
-      <w:pPr>
-        <w:pStyle w:val="normal1"/>
-        <w:rPr/>
-      </w:pPr>
-      <w:r>
-        <w:rPr/>
-        <w:t>After all, gold can be spent.</w:t>
-      </w:r>
-    </w:p>
-    <w:p>
-      <w:pPr>
-        <w:pStyle w:val="normal1"/>
-        <w:rPr/>
-      </w:pPr>
-      <w:r>
-        <w:rPr/>
-      </w:r>
-    </w:p>
-    <w:p>
-      <w:pPr>
-        <w:pStyle w:val="normal1"/>
-        <w:rPr/>
-      </w:pPr>
-      <w:r>
-        <w:rPr/>
-        <w:t>A reputation is forever.</w:t>
-      </w:r>
-    </w:p>
-    <w:p>
-      <w:pPr>
-        <w:pStyle w:val="normal1"/>
-        <w:rPr/>
-      </w:pPr>
-      <w:r>
-        <w:rPr/>
+        <w:t xml:space="preserve">Today, Escama Roja continues to sail the seas in search of fortune, adventure, and stories worth telling. His bounty grows, </w:t>
+      </w:r>
+      <w:r>
+        <w:rPr/>
+        <w:t>h</w:t>
+      </w:r>
+      <w:r>
+        <w:rPr/>
+        <w:t xml:space="preserve">is legend spreads. And somewhere in a hundred different taverns, sailors argue over which tales are true and which are inventions. Escama Roja enjoys this immensely. After all, gold can be spent, </w:t>
+      </w:r>
+      <w:r>
+        <w:rPr/>
+        <w:t>but a</w:t>
+      </w:r>
+      <w:r>
+        <w:rPr/>
+        <w:t xml:space="preserve"> reputation is forever. </w:t>
       </w:r>
     </w:p>
     <w:p>

--- a/characters/Escama Roja/EscamaRoja.docx
+++ b/characters/Escama Roja/EscamaRoja.docx
@@ -9038,7 +9038,7 @@
       </w:pPr>
       <w:r>
         <w:rPr/>
-        <w:t>The Quartermaster.</w:t>
+        <w:t>The Quartermaster</w:t>
       </w:r>
     </w:p>
     <w:p>

--- a/characters/Escama Roja/EscamaRoja.docx
+++ b/characters/Escama Roja/EscamaRoja.docx
@@ -8227,7 +8227,7 @@
       </w:pPr>
       <w:r>
         <w:rPr/>
-        <w:t>Item: Starting gear</w:t>
+        <w:t>Starting gear</w:t>
       </w:r>
     </w:p>
     <w:p>
@@ -8282,15 +8282,63 @@
     <w:p>
       <w:pPr>
         <w:pStyle w:val="normal1"/>
-        <w:rPr/>
-      </w:pPr>
-      <w:r>
-        <w:rPr/>
-      </w:r>
-    </w:p>
-    <w:p>
-      <w:pPr>
-        <w:pStyle w:val="normal1"/>
+        <w:widowControl/>
+        <w:ind w:hanging="0" w:left="0" w:right="0"/>
+        <w:rPr>
+          <w:caps w:val="false"/>
+          <w:smallCaps w:val="false"/>
+          <w:color w:val="333333"/>
+          <w:spacing w:val="0"/>
+        </w:rPr>
+      </w:pPr>
+      <w:r>
+        <w:rPr>
+          <w:caps w:val="false"/>
+          <w:smallCaps w:val="false"/>
+          <w:color w:val="333333"/>
+          <w:spacing w:val="0"/>
+        </w:rPr>
+        <w:t> </w:t>
+      </w:r>
+      <w:r>
+        <w:rPr>
+          <w:rFonts w:ascii="Helvetica Neue;Helvetica;Arial;sans-serif" w:hAnsi="Helvetica Neue;Helvetica;Arial;sans-serif"/>
+          <w:b w:val="false"/>
+          <w:i w:val="false"/>
+          <w:caps w:val="false"/>
+          <w:smallCaps w:val="false"/>
+          <w:color w:val="333333"/>
+          <w:spacing w:val="0"/>
+          <w:sz w:val="21"/>
+        </w:rPr>
+        <w:t>Dagger, Navigator's Tools, Rope, Traveler's Clothes, 20 GP.</w:t>
+      </w:r>
+    </w:p>
+    <w:p>
+      <w:pPr>
+        <w:pStyle w:val="normal1"/>
+        <w:widowControl/>
+        <w:ind w:hanging="0" w:left="0" w:right="0"/>
+        <w:rPr>
+          <w:rFonts w:ascii="Helvetica Neue;Helvetica;Arial;sans-serif" w:hAnsi="Helvetica Neue;Helvetica;Arial;sans-serif"/>
+          <w:b w:val="false"/>
+          <w:i w:val="false"/>
+          <w:sz w:val="21"/>
+        </w:rPr>
+      </w:pPr>
+      <w:r>
+        <w:rPr>
+          <w:caps w:val="false"/>
+          <w:smallCaps w:val="false"/>
+          <w:color w:val="333333"/>
+          <w:spacing w:val="0"/>
+        </w:rPr>
+      </w:r>
+    </w:p>
+    <w:p>
+      <w:pPr>
+        <w:pStyle w:val="normal1"/>
+        <w:bidi w:val="0"/>
         <w:rPr/>
       </w:pPr>
       <w:r>
@@ -8299,6 +8347,132 @@
       </w:r>
       <w:r>
         <w:rPr/>
+        <w:t>Dagge</w:t>
+      </w:r>
+      <w:r>
+        <w:rPr/>
+        <w:t>r</w:t>
+        <w:br/>
+        <w:t>1</w:t>
+      </w:r>
+      <w:r>
+        <w:rPr/>
+        <w:t>d4 piercing</w:t>
+        <w:tab/>
+        <w:t>1 lb</w:t>
+        <w:tab/>
+        <w:t>Finesse, Light, Thrown (range 20/60)</w:t>
+      </w:r>
+    </w:p>
+    <w:p>
+      <w:pPr>
+        <w:pStyle w:val="normal1"/>
+        <w:bidi w:val="0"/>
+        <w:rPr/>
+      </w:pPr>
+      <w:r>
+        <w:rPr/>
+      </w:r>
+    </w:p>
+    <w:p>
+      <w:pPr>
+        <w:pStyle w:val="normal1"/>
+        <w:bidi w:val="0"/>
+        <w:rPr/>
+      </w:pPr>
+      <w:r>
+        <w:rPr/>
+        <w:t xml:space="preserve">Item: </w:t>
+      </w:r>
+      <w:r>
+        <w:rPr/>
+        <w:t>Handaxe</w:t>
+      </w:r>
+    </w:p>
+    <w:p>
+      <w:pPr>
+        <w:pStyle w:val="normal1"/>
+        <w:bidi w:val="0"/>
+        <w:rPr/>
+      </w:pPr>
+      <w:r>
+        <w:rPr/>
+        <w:t>1d6 Slashing</w:t>
+        <w:tab/>
+        <w:t>2 lbs</w:t>
+        <w:tab/>
+        <w:t>Light, Thrown (range 20/60), Vex</w:t>
+      </w:r>
+    </w:p>
+    <w:p>
+      <w:pPr>
+        <w:pStyle w:val="normal1"/>
+        <w:bidi w:val="0"/>
+        <w:rPr/>
+      </w:pPr>
+      <w:r>
+        <w:rPr/>
+      </w:r>
+    </w:p>
+    <w:p>
+      <w:pPr>
+        <w:pStyle w:val="normal1"/>
+        <w:bidi w:val="0"/>
+        <w:rPr/>
+      </w:pPr>
+      <w:r>
+        <w:rPr/>
+      </w:r>
+    </w:p>
+    <w:p>
+      <w:pPr>
+        <w:pStyle w:val="normal1"/>
+        <w:rPr/>
+      </w:pPr>
+      <w:r>
+        <w:rPr/>
+      </w:r>
+    </w:p>
+    <w:p>
+      <w:pPr>
+        <w:pStyle w:val="normal1"/>
+        <w:rPr/>
+      </w:pPr>
+      <w:r>
+        <w:rPr/>
+        <w:t>Wanted items</w:t>
+      </w:r>
+    </w:p>
+    <w:p>
+      <w:pPr>
+        <w:pStyle w:val="normal1"/>
+        <w:rPr/>
+      </w:pPr>
+      <w:r>
+        <w:rPr/>
+        <w:t>This items do are relevant for the build, and should be talked with your DM</w:t>
+      </w:r>
+    </w:p>
+    <w:p>
+      <w:pPr>
+        <w:pStyle w:val="normal1"/>
+        <w:rPr/>
+      </w:pPr>
+      <w:r>
+        <w:rPr/>
+      </w:r>
+    </w:p>
+    <w:p>
+      <w:pPr>
+        <w:pStyle w:val="normal1"/>
+        <w:rPr/>
+      </w:pPr>
+      <w:r>
+        <w:rPr/>
+        <w:t xml:space="preserve">Item: </w:t>
+      </w:r>
+      <w:r>
+        <w:rPr/>
         <w:t>Bracers of Defense</w:t>
       </w:r>
     </w:p>
@@ -8364,6 +8538,208 @@
     <w:p>
       <w:pPr>
         <w:pStyle w:val="normal1"/>
+        <w:rPr/>
+      </w:pPr>
+      <w:r>
+        <w:rPr/>
+      </w:r>
+    </w:p>
+    <w:p>
+      <w:pPr>
+        <w:pStyle w:val="normal1"/>
+        <w:rPr/>
+      </w:pPr>
+      <w:r>
+        <w:rPr/>
+        <w:t>Whatever magic hand axe and dagger  to get extra effects, or flare.</w:t>
+      </w:r>
+    </w:p>
+    <w:p>
+      <w:pPr>
+        <w:pStyle w:val="normal1"/>
+        <w:rPr/>
+      </w:pPr>
+      <w:r>
+        <w:rPr/>
+      </w:r>
+    </w:p>
+    <w:p>
+      <w:pPr>
+        <w:pStyle w:val="normal1"/>
+        <w:rPr/>
+      </w:pPr>
+      <w:r>
+        <w:rPr/>
+        <w:t>Flavor items</w:t>
+      </w:r>
+    </w:p>
+    <w:p>
+      <w:pPr>
+        <w:pStyle w:val="normal1"/>
+        <w:bidi w:val="0"/>
+        <w:rPr/>
+      </w:pPr>
+      <w:r>
+        <w:rPr/>
+      </w:r>
+    </w:p>
+    <w:p>
+      <w:pPr>
+        <w:pStyle w:val="normal1"/>
+        <w:bidi w:val="0"/>
+        <w:rPr/>
+      </w:pPr>
+      <w:r>
+        <w:rPr/>
+        <w:t>This items are to give flavor to how the character is though, not strictly needed.</w:t>
+      </w:r>
+    </w:p>
+    <w:p>
+      <w:pPr>
+        <w:pStyle w:val="normal1"/>
+        <w:bidi w:val="0"/>
+        <w:rPr/>
+      </w:pPr>
+      <w:r>
+        <w:rPr/>
+        <w:t xml:space="preserve">In this case the first two items add in water mobility, and extra flavor to ambush and boarding the ship. The belt of strength is mostly to gain athletics, </w:t>
+      </w:r>
+      <w:r>
+        <w:rPr/>
+        <w:t xml:space="preserve">better jump </w:t>
+      </w:r>
+      <w:r>
+        <w:rPr/>
+        <w:t xml:space="preserve">and improve the saving throw, the most common one should be more than enough. </w:t>
+      </w:r>
+      <w:r>
+        <w:rPr/>
+        <w:t>Adds mechanicaly to do flavor full thinhgs, but not needed.</w:t>
+      </w:r>
+    </w:p>
+    <w:p>
+      <w:pPr>
+        <w:pStyle w:val="normal1"/>
+        <w:bidi w:val="0"/>
+        <w:rPr/>
+      </w:pPr>
+      <w:r>
+        <w:rPr/>
+      </w:r>
+    </w:p>
+    <w:p>
+      <w:pPr>
+        <w:pStyle w:val="normal1"/>
+        <w:rPr/>
+      </w:pPr>
+      <w:r>
+        <w:rPr/>
+      </w:r>
+    </w:p>
+    <w:p>
+      <w:pPr>
+        <w:pStyle w:val="normal1"/>
+        <w:rPr/>
+      </w:pPr>
+      <w:r>
+        <w:rPr/>
+        <w:t xml:space="preserve">Item: </w:t>
+      </w:r>
+      <w:r>
+        <w:rPr/>
+        <w:t>Cap of Water Breathing</w:t>
+      </w:r>
+    </w:p>
+    <w:p>
+      <w:pPr>
+        <w:pStyle w:val="normal1"/>
+        <w:rPr/>
+      </w:pPr>
+      <w:r>
+        <w:rPr/>
+        <w:t>Wondrous item, uncommon</w:t>
+      </w:r>
+    </w:p>
+    <w:p>
+      <w:pPr>
+        <w:pStyle w:val="normal1"/>
+        <w:rPr/>
+      </w:pPr>
+      <w:r>
+        <w:rPr/>
+      </w:r>
+    </w:p>
+    <w:p>
+      <w:pPr>
+        <w:pStyle w:val="normal1"/>
+        <w:rPr/>
+      </w:pPr>
+      <w:r>
+        <w:rPr/>
+        <w:t>While wearing this cap underwater, you can speak its command word as an action to create a bubble of air around your head. It allows you to breathe normally underwater. This bubble stays with you until you speak the command word again, the cap is removed, or you are no longer underwater.</w:t>
+      </w:r>
+    </w:p>
+    <w:p>
+      <w:pPr>
+        <w:pStyle w:val="normal1"/>
+        <w:bidi w:val="0"/>
+        <w:rPr/>
+      </w:pPr>
+      <w:r>
+        <w:rPr/>
+      </w:r>
+    </w:p>
+    <w:p>
+      <w:pPr>
+        <w:pStyle w:val="normal1"/>
+        <w:bidi w:val="0"/>
+        <w:rPr/>
+      </w:pPr>
+      <w:r>
+        <w:rPr/>
+        <w:t xml:space="preserve">Item: </w:t>
+      </w:r>
+      <w:r>
+        <w:rPr/>
+        <w:t>Ring of Swimming</w:t>
+      </w:r>
+    </w:p>
+    <w:p>
+      <w:pPr>
+        <w:pStyle w:val="normal1"/>
+        <w:bidi w:val="0"/>
+        <w:rPr/>
+      </w:pPr>
+      <w:r>
+        <w:rPr/>
+      </w:r>
+    </w:p>
+    <w:p>
+      <w:pPr>
+        <w:pStyle w:val="normal1"/>
+        <w:bidi w:val="0"/>
+        <w:rPr/>
+      </w:pPr>
+      <w:r>
+        <w:rPr/>
+        <w:t>Ring, uncommon</w:t>
+      </w:r>
+    </w:p>
+    <w:p>
+      <w:pPr>
+        <w:pStyle w:val="normal1"/>
+        <w:bidi w:val="0"/>
+        <w:rPr/>
+      </w:pPr>
+      <w:r>
+        <w:rPr/>
+        <w:t>You have a swimming speed of 40 feet while wearing this ring.</w:t>
+      </w:r>
+    </w:p>
+    <w:p>
+      <w:pPr>
+        <w:pStyle w:val="normal1"/>
+        <w:bidi w:val="0"/>
         <w:rPr/>
       </w:pPr>
       <w:r>
@@ -8539,88 +8915,52 @@
       </w:pPr>
       <w:r>
         <w:rPr/>
+        <w:t>Utility items</w:t>
+      </w:r>
+    </w:p>
+    <w:p>
+      <w:pPr>
+        <w:pStyle w:val="normal1"/>
+        <w:bidi w:val="0"/>
+        <w:rPr/>
+      </w:pPr>
+      <w:r>
+        <w:rPr/>
+      </w:r>
+    </w:p>
+    <w:p>
+      <w:pPr>
+        <w:pStyle w:val="normal1"/>
+        <w:bidi w:val="0"/>
+        <w:rPr/>
+      </w:pPr>
+      <w:r>
+        <w:rPr/>
+        <w:t>This will add party and user utility, you can never go wrong with a bag of holding.</w:t>
+      </w:r>
+    </w:p>
+    <w:p>
+      <w:pPr>
+        <w:pStyle w:val="normal1"/>
+        <w:bidi w:val="0"/>
+        <w:rPr/>
+      </w:pPr>
+      <w:r>
+        <w:rPr/>
+      </w:r>
+    </w:p>
+    <w:p>
+      <w:pPr>
+        <w:pStyle w:val="normal1"/>
+        <w:rPr/>
+      </w:pPr>
+      <w:r>
+        <w:rPr/>
         <w:t xml:space="preserve">Item: </w:t>
       </w:r>
       <w:r>
         <w:rPr/>
-        <w:t>Dagge</w:t>
-      </w:r>
-      <w:r>
-        <w:rPr/>
-        <w:t>r</w:t>
-        <w:br/>
-        <w:t>1</w:t>
-      </w:r>
-      <w:r>
-        <w:rPr/>
-        <w:t>d4 piercing</w:t>
-        <w:tab/>
-        <w:t>1 lb</w:t>
-        <w:tab/>
-        <w:t>Finesse, Light, Thrown (range 20/60)</w:t>
-      </w:r>
-    </w:p>
-    <w:p>
-      <w:pPr>
-        <w:pStyle w:val="normal1"/>
-        <w:bidi w:val="0"/>
-        <w:rPr/>
-      </w:pPr>
-      <w:r>
-        <w:rPr/>
-      </w:r>
-    </w:p>
-    <w:p>
-      <w:pPr>
-        <w:pStyle w:val="normal1"/>
-        <w:bidi w:val="0"/>
-        <w:rPr/>
-      </w:pPr>
-      <w:r>
-        <w:rPr/>
-        <w:t xml:space="preserve">Item: </w:t>
-      </w:r>
-      <w:r>
-        <w:rPr/>
-        <w:t>Handaxe</w:t>
-      </w:r>
-    </w:p>
-    <w:p>
-      <w:pPr>
-        <w:pStyle w:val="normal1"/>
-        <w:bidi w:val="0"/>
-        <w:rPr/>
-      </w:pPr>
-      <w:r>
-        <w:rPr/>
-        <w:t>1d6 Slashing</w:t>
-        <w:tab/>
-        <w:t>2 lbs</w:t>
-        <w:tab/>
-        <w:t>Light, Thrown (range 20/60), Vex</w:t>
-      </w:r>
-    </w:p>
-    <w:p>
-      <w:pPr>
-        <w:pStyle w:val="normal1"/>
-        <w:rPr/>
-      </w:pPr>
-      <w:r>
-        <w:rPr/>
-      </w:r>
-    </w:p>
-    <w:p>
-      <w:pPr>
-        <w:pStyle w:val="normal1"/>
-        <w:rPr/>
-      </w:pPr>
-      <w:r>
-        <w:rPr/>
-        <w:t xml:space="preserve">Item: </w:t>
-      </w:r>
-      <w:r>
-        <w:rPr/>
-        <w:t>Cap of Water Breathing</w:t>
+        <w:t>Bag of Holding</w:t>
       </w:r>
     </w:p>
     <w:p>
@@ -8649,116 +8989,6 @@
       </w:pPr>
       <w:r>
         <w:rPr/>
-        <w:t>While wearing this cap underwater, you can speak its command word as an action to create a bubble of air around your head. It allows you to breathe normally underwater. This bubble stays with you until you speak the command word again, the cap is removed, or you are no longer underwater.</w:t>
-      </w:r>
-    </w:p>
-    <w:p>
-      <w:pPr>
-        <w:pStyle w:val="normal1"/>
-        <w:bidi w:val="0"/>
-        <w:rPr/>
-      </w:pPr>
-      <w:r>
-        <w:rPr/>
-      </w:r>
-    </w:p>
-    <w:p>
-      <w:pPr>
-        <w:pStyle w:val="normal1"/>
-        <w:bidi w:val="0"/>
-        <w:rPr/>
-      </w:pPr>
-      <w:r>
-        <w:rPr/>
-        <w:t xml:space="preserve">Item: </w:t>
-      </w:r>
-      <w:r>
-        <w:rPr/>
-        <w:t>Ring of Swimming</w:t>
-      </w:r>
-    </w:p>
-    <w:p>
-      <w:pPr>
-        <w:pStyle w:val="normal1"/>
-        <w:bidi w:val="0"/>
-        <w:rPr/>
-      </w:pPr>
-      <w:r>
-        <w:rPr/>
-      </w:r>
-    </w:p>
-    <w:p>
-      <w:pPr>
-        <w:pStyle w:val="normal1"/>
-        <w:bidi w:val="0"/>
-        <w:rPr/>
-      </w:pPr>
-      <w:r>
-        <w:rPr/>
-        <w:t>Ring, uncommon</w:t>
-      </w:r>
-    </w:p>
-    <w:p>
-      <w:pPr>
-        <w:pStyle w:val="normal1"/>
-        <w:bidi w:val="0"/>
-        <w:rPr/>
-      </w:pPr>
-      <w:r>
-        <w:rPr/>
-        <w:t>You have a swimming speed of 40 feet while wearing this ring.</w:t>
-      </w:r>
-    </w:p>
-    <w:p>
-      <w:pPr>
-        <w:pStyle w:val="normal1"/>
-        <w:bidi w:val="0"/>
-        <w:rPr/>
-      </w:pPr>
-      <w:r>
-        <w:rPr/>
-      </w:r>
-    </w:p>
-    <w:p>
-      <w:pPr>
-        <w:pStyle w:val="normal1"/>
-        <w:rPr/>
-      </w:pPr>
-      <w:r>
-        <w:rPr/>
-        <w:t xml:space="preserve">Item: </w:t>
-      </w:r>
-      <w:r>
-        <w:rPr/>
-        <w:t>Bag of Holding</w:t>
-      </w:r>
-    </w:p>
-    <w:p>
-      <w:pPr>
-        <w:pStyle w:val="normal1"/>
-        <w:rPr/>
-      </w:pPr>
-      <w:r>
-        <w:rPr/>
-        <w:t>Wondrous item, uncommon</w:t>
-      </w:r>
-    </w:p>
-    <w:p>
-      <w:pPr>
-        <w:pStyle w:val="normal1"/>
-        <w:rPr/>
-      </w:pPr>
-      <w:r>
-        <w:rPr/>
-      </w:r>
-    </w:p>
-    <w:p>
-      <w:pPr>
-        <w:pStyle w:val="normal1"/>
-        <w:rPr/>
-      </w:pPr>
-      <w:r>
-        <w:rPr/>
         <w:t>This bag has an interior space considerably larger than its outside dimensions, roughly 2 feet in diameter at the mouth and 4 feet deep. The bag can hold up to 500 pounds, not exceeding a volume of 64 cubic feet. The bag weighs 15 pounds, regardless of its contents. Retrieving an item from the bag requires an action.</w:t>
       </w:r>
     </w:p>
@@ -8933,45 +9163,7 @@
       </w:pPr>
       <w:r>
         <w:rPr/>
-        <w:t>One of the survivors pointed at him and whispered:</w:t>
-      </w:r>
-    </w:p>
-    <w:p>
-      <w:pPr>
-        <w:pStyle w:val="normal1"/>
-        <w:rPr/>
-      </w:pPr>
-      <w:r>
-        <w:rPr/>
-      </w:r>
-    </w:p>
-    <w:p>
-      <w:pPr>
-        <w:pStyle w:val="normal1"/>
-        <w:rPr/>
-      </w:pPr>
-      <w:r>
-        <w:rPr/>
-        <w:t>"Looks like a red dragon climbed aboard."</w:t>
-      </w:r>
-    </w:p>
-    <w:p>
-      <w:pPr>
-        <w:pStyle w:val="normal1"/>
-        <w:rPr/>
-      </w:pPr>
-      <w:r>
-        <w:rPr/>
-      </w:r>
-    </w:p>
-    <w:p>
-      <w:pPr>
-        <w:pStyle w:val="normal1"/>
-        <w:rPr/>
-      </w:pPr>
-      <w:r>
-        <w:rPr/>
-        <w:t>The name remained. The captain did not.</w:t>
+        <w:t>One of the survivors pointed at him and whispered: "Looks like a red dragon climbed aboard.". The name remained. The captain did not.</w:t>
       </w:r>
     </w:p>
     <w:p>
@@ -9388,6 +9580,87 @@
       <w:r>
         <w:rPr/>
         <w:t>And no treasure shines brighter than a story people refuse to stop telling.</w:t>
+      </w:r>
+    </w:p>
+    <w:p>
+      <w:pPr>
+        <w:pStyle w:val="normal1"/>
+        <w:rPr/>
+      </w:pPr>
+      <w:r>
+        <w:rPr/>
+      </w:r>
+    </w:p>
+    <w:p>
+      <w:pPr>
+        <w:pStyle w:val="normal1"/>
+        <w:rPr/>
+      </w:pPr>
+      <w:r>
+        <w:rPr/>
+        <w:t>Sources</w:t>
+      </w:r>
+    </w:p>
+    <w:p>
+      <w:pPr>
+        <w:pStyle w:val="normal1"/>
+        <w:rPr/>
+      </w:pPr>
+      <w:r>
+        <w:rPr/>
+      </w:r>
+    </w:p>
+    <w:p>
+      <w:pPr>
+        <w:pStyle w:val="normal1"/>
+        <w:rPr/>
+      </w:pPr>
+      <w:r>
+        <w:rPr/>
+        <w:t>Wikidot [General data](</w:t>
+      </w:r>
+      <w:hyperlink r:id="rId2">
+        <w:r>
+          <w:rPr>
+            <w:rStyle w:val="Hyperlink"/>
+          </w:rPr>
+          <w:t>http://dnd2024.wikidot.com/</w:t>
+        </w:r>
+      </w:hyperlink>
+      <w:r>
+        <w:rPr/>
+        <w:t>)</w:t>
+      </w:r>
+    </w:p>
+    <w:p>
+      <w:pPr>
+        <w:pStyle w:val="normal1"/>
+        <w:rPr/>
+      </w:pPr>
+      <w:r>
+        <w:rPr/>
+        <w:t>Dandwiki [Class](</w:t>
+      </w:r>
+      <w:hyperlink r:id="rId3">
+        <w:r>
+          <w:rPr>
+            <w:rStyle w:val="Hyperlink"/>
+          </w:rPr>
+          <w:t>https://www.dandwiki.com/wiki/Pugilist_(5e_Class)</w:t>
+        </w:r>
+      </w:hyperlink>
+      <w:r>
+        <w:rPr/>
+        <w:t>)</w:t>
+      </w:r>
+    </w:p>
+    <w:p>
+      <w:pPr>
+        <w:pStyle w:val="normal1"/>
+        <w:rPr/>
+      </w:pPr>
+      <w:r>
+        <w:rPr/>
       </w:r>
     </w:p>
     <w:sectPr>

--- a/characters/Escama Roja/EscamaRoja.docx
+++ b/characters/Escama Roja/EscamaRoja.docx
@@ -480,6 +480,7 @@
             </w:pPr>
             <w:r>
               <w:rPr/>
+              <w:t>Seasoned sailer and skirmisher</w:t>
             </w:r>
           </w:p>
         </w:tc>
@@ -859,6 +860,104 @@
         </w:tc>
       </w:tr>
     </w:tbl>
+    <w:p>
+      <w:pPr>
+        <w:pStyle w:val="normal1"/>
+        <w:rPr/>
+      </w:pPr>
+      <w:r>
+        <w:rPr/>
+      </w:r>
+    </w:p>
+    <w:p>
+      <w:pPr>
+        <w:pStyle w:val="normal1"/>
+        <w:rPr/>
+      </w:pPr>
+      <w:r>
+        <w:rPr/>
+        <w:t>Character description</w:t>
+      </w:r>
+    </w:p>
+    <w:p>
+      <w:pPr>
+        <w:pStyle w:val="normal1"/>
+        <w:rPr/>
+      </w:pPr>
+      <w:r>
+        <w:rPr/>
+      </w:r>
+    </w:p>
+    <w:p>
+      <w:pPr>
+        <w:pStyle w:val="BodyText"/>
+        <w:rPr/>
+      </w:pPr>
+      <w:r>
+        <w:rPr/>
+        <w:t>Escama Roja is a weathered human sailor with a powerful, athletic build forged by years of life at sea. He stands with the confidence of someone accustomed to balancing on a rolling deck and fighting in the cramped chaos of boarding actions.</w:t>
+      </w:r>
+    </w:p>
+    <w:p>
+      <w:pPr>
+        <w:pStyle w:val="BodyText"/>
+        <w:rPr/>
+      </w:pPr>
+      <w:r>
+        <w:rPr/>
+        <w:t>His most striking feature is his vivid crimson hair, cut short and unmistakable even from a distance. The unusual color earned him the nickname that would eventually become his legend. Beneath it, a thick dark beard frames a rugged face marked by sun, salt, and hard living. His features are broad and strong, with a prominent nose, heavy brow, and a perpetual expression of intensity.</w:t>
+      </w:r>
+    </w:p>
+    <w:p>
+      <w:pPr>
+        <w:pStyle w:val="BodyText"/>
+        <w:rPr/>
+      </w:pPr>
+      <w:r>
+        <w:rPr/>
+        <w:t>His eyes are sharp and alert, constantly scanning his surroundings. They carry the look of a man who notices everything aboard a ship and misses very little. Deep lines around his eyes and forehead speak of years spent squinting into storms and distant horizons.</w:t>
+      </w:r>
+    </w:p>
+    <w:p>
+      <w:pPr>
+        <w:pStyle w:val="BodyText"/>
+        <w:rPr/>
+      </w:pPr>
+      <w:r>
+        <w:rPr/>
+        <w:t>Escama Roja favors practical pirate attire over noble finery. He typically wears a long dark naval coat reinforced by years of repairs, layered over durable seafaring clothes designed for climbing rigging, handling ropes, and surviving rough weather. Wide belts, weathered leather straps, and numerous pouches complete his outfit, each serving a purpose rather than decoration.</w:t>
+      </w:r>
+    </w:p>
+    <w:p>
+      <w:pPr>
+        <w:pStyle w:val="BodyText"/>
+        <w:rPr/>
+      </w:pPr>
+      <w:r>
+        <w:rPr/>
+        <w:t>Around his neck hang various charms, coins, and nautical trinkets collected throughout his travels. His hands are rough and calloused from years of hauling lines, handling weapons, and working aboard ships.</w:t>
+      </w:r>
+    </w:p>
+    <w:p>
+      <w:pPr>
+        <w:pStyle w:val="BodyText"/>
+        <w:rPr/>
+      </w:pPr>
+      <w:r>
+        <w:rPr/>
+        <w:t>When standing among a crew, Escama Roja is not necessarily the largest man present, but his posture, confidence, and commanding presence make him seem larger than he truly is. Even at rest, he appears ready to spring into motion, like a veteran fighter who has spent a lifetime anticipating danger.</w:t>
+      </w:r>
+    </w:p>
+    <w:p>
+      <w:pPr>
+        <w:pStyle w:val="BodyText"/>
+        <w:rPr/>
+      </w:pPr>
+      <w:r>
+        <w:rPr/>
+        <w:t>His overall appearance evokes the image of a seasoned pirate veteran: hardened by the sea, unmistakable in a crowd, and carrying the physical marks of countless voyages and battles.</w:t>
+      </w:r>
+    </w:p>
     <w:p>
       <w:pPr>
         <w:pStyle w:val="normal1"/>
@@ -6366,90 +6465,7 @@
       </w:pPr>
       <w:r>
         <w:rPr/>
-        <w:t>Pirate</w:t>
-      </w:r>
-    </w:p>
-    <w:p>
-      <w:pPr>
-        <w:pStyle w:val="normal1"/>
-        <w:rPr/>
-      </w:pPr>
-      <w:r>
-        <w:rPr/>
-        <w:t xml:space="preserve">Ability Scores: </w:t>
-      </w:r>
-      <w:r>
-        <w:rPr/>
-        <w:t>Strenght,</w:t>
-      </w:r>
-      <w:r>
-        <w:rPr/>
-        <w:t xml:space="preserve"> </w:t>
-      </w:r>
-      <w:r>
-        <w:rPr/>
-        <w:t>Dexterity,</w:t>
-      </w:r>
-      <w:r>
-        <w:rPr/>
-        <w:t xml:space="preserve"> </w:t>
-      </w:r>
-      <w:r>
-        <w:rPr/>
-        <w:t>Wisdom</w:t>
-      </w:r>
-    </w:p>
-    <w:p>
-      <w:pPr>
-        <w:pStyle w:val="normal1"/>
-        <w:rPr/>
-      </w:pPr>
-      <w:r>
-        <w:rPr/>
-        <w:t xml:space="preserve">Feat: </w:t>
-      </w:r>
-      <w:r>
-        <w:rPr/>
-        <w:t>Alert</w:t>
-      </w:r>
-    </w:p>
-    <w:p>
-      <w:pPr>
-        <w:pStyle w:val="normal1"/>
-        <w:rPr/>
-      </w:pPr>
-      <w:r>
-        <w:rPr/>
-        <w:t>Skill Proficiencies: Acrobatics and Perception</w:t>
-      </w:r>
-    </w:p>
-    <w:p>
-      <w:pPr>
-        <w:pStyle w:val="normal1"/>
-        <w:rPr/>
-      </w:pPr>
-      <w:r>
-        <w:rPr/>
-        <w:t>Tool Proficiency: Navigator's Tools</w:t>
-      </w:r>
-    </w:p>
-    <w:p>
-      <w:pPr>
-        <w:pStyle w:val="normal1"/>
-        <w:rPr/>
-      </w:pPr>
-      <w:r>
-        <w:rPr/>
-        <w:t>Equipment: Choose A or B: (A) Dagger, Navigator's Tools, Rope, Traveler's Clothes, 20 GP; or (B) 50 GP</w:t>
-      </w:r>
-    </w:p>
-    <w:p>
-      <w:pPr>
-        <w:pStyle w:val="normal1"/>
-        <w:rPr/>
-      </w:pPr>
-      <w:r>
-        <w:rPr/>
+        <w:t>Feats</w:t>
       </w:r>
     </w:p>
     <w:p>
@@ -6563,6 +6579,94 @@
           <w:sz w:val="21"/>
         </w:rPr>
         <w:t>Your Hit Point maximum increases by an amount equal to twice your character level when you gain this feat. Whenever you gain a character level thereafter, your Hit Point maximum increases by an additional 2 Hit Points.</w:t>
+      </w:r>
+    </w:p>
+    <w:p>
+      <w:pPr>
+        <w:pStyle w:val="normal1"/>
+        <w:rPr>
+          <w:rFonts w:ascii="Helvetica Neue;Helvetica;Arial;sans-serif" w:hAnsi="Helvetica Neue;Helvetica;Arial;sans-serif"/>
+          <w:b w:val="false"/>
+          <w:i w:val="false"/>
+          <w:caps w:val="false"/>
+          <w:smallCaps w:val="false"/>
+          <w:color w:val="333333"/>
+          <w:spacing w:val="0"/>
+          <w:sz w:val="21"/>
+        </w:rPr>
+      </w:pPr>
+      <w:r>
+        <w:rPr>
+          <w:rFonts w:ascii="Helvetica Neue;Helvetica;Arial;sans-serif" w:hAnsi="Helvetica Neue;Helvetica;Arial;sans-serif"/>
+          <w:b w:val="false"/>
+          <w:i w:val="false"/>
+          <w:caps w:val="false"/>
+          <w:smallCaps w:val="false"/>
+          <w:color w:val="333333"/>
+          <w:spacing w:val="0"/>
+          <w:sz w:val="21"/>
+        </w:rPr>
+      </w:r>
+    </w:p>
+    <w:p>
+      <w:pPr>
+        <w:pStyle w:val="normal1"/>
+        <w:keepNext w:val="false"/>
+        <w:keepLines w:val="false"/>
+        <w:widowControl w:val="false"/>
+        <w:pBdr/>
+        <w:shd w:val="clear" w:fill="auto"/>
+        <w:spacing w:lineRule="auto" w:line="240" w:before="0" w:after="0"/>
+        <w:ind w:hanging="0" w:left="0" w:right="0"/>
+        <w:jc w:val="left"/>
+        <w:rPr/>
+      </w:pPr>
+      <w:r>
+        <w:rPr/>
+        <w:t>Ancestry/Species</w:t>
+      </w:r>
+    </w:p>
+    <w:p>
+      <w:pPr>
+        <w:pStyle w:val="normal1"/>
+        <w:widowControl w:val="false"/>
+        <w:pBdr/>
+        <w:shd w:val="clear" w:fill="auto"/>
+        <w:spacing w:lineRule="auto" w:line="240" w:before="0" w:after="0"/>
+        <w:ind w:hanging="0" w:left="0" w:right="0"/>
+        <w:jc w:val="left"/>
+        <w:rPr/>
+      </w:pPr>
+      <w:r>
+        <w:rPr/>
+      </w:r>
+    </w:p>
+    <w:p>
+      <w:pPr>
+        <w:pStyle w:val="normal1"/>
+        <w:rPr>
+          <w:rFonts w:ascii="Helvetica Neue;Helvetica;Arial;sans-serif" w:hAnsi="Helvetica Neue;Helvetica;Arial;sans-serif"/>
+          <w:b w:val="false"/>
+          <w:i w:val="false"/>
+          <w:caps w:val="false"/>
+          <w:smallCaps w:val="false"/>
+          <w:color w:val="333333"/>
+          <w:spacing w:val="0"/>
+          <w:sz w:val="21"/>
+        </w:rPr>
+      </w:pPr>
+      <w:r>
+        <w:rPr>
+          <w:rFonts w:ascii="Helvetica Neue;Helvetica;Arial;sans-serif" w:hAnsi="Helvetica Neue;Helvetica;Arial;sans-serif"/>
+          <w:b w:val="false"/>
+          <w:i w:val="false"/>
+          <w:caps w:val="false"/>
+          <w:smallCaps w:val="false"/>
+          <w:color w:val="333333"/>
+          <w:spacing w:val="0"/>
+          <w:sz w:val="21"/>
+        </w:rPr>
+        <w:t>Class</w:t>
       </w:r>
     </w:p>
     <w:p>

--- a/characters/Escama Roja/EscamaRoja.docx
+++ b/characters/Escama Roja/EscamaRoja.docx
@@ -855,6 +855,67 @@
             <w:r>
               <w:rPr/>
               <w:t>(sleight of hand and stealth)</w:t>
+            </w:r>
+          </w:p>
+        </w:tc>
+      </w:tr>
+      <w:tr>
+        <w:trPr/>
+        <w:tc>
+          <w:tcPr>
+            <w:tcW w:w="4514" w:type="dxa"/>
+            <w:tcBorders>
+              <w:left w:val="single" w:sz="8" w:space="0" w:color="000000"/>
+              <w:bottom w:val="single" w:sz="8" w:space="0" w:color="000000"/>
+              <w:right w:val="single" w:sz="8" w:space="0" w:color="000000"/>
+            </w:tcBorders>
+            <w:shd w:fill="auto" w:val="clear"/>
+          </w:tcPr>
+          <w:p>
+            <w:pPr>
+              <w:pStyle w:val="normal1"/>
+              <w:keepNext w:val="false"/>
+              <w:keepLines w:val="false"/>
+              <w:widowControl w:val="false"/>
+              <w:pBdr/>
+              <w:shd w:val="clear" w:fill="auto"/>
+              <w:spacing w:lineRule="auto" w:line="240" w:before="0" w:after="0"/>
+              <w:ind w:hanging="0" w:left="0" w:right="0"/>
+              <w:jc w:val="left"/>
+              <w:rPr/>
+            </w:pPr>
+            <w:r>
+              <w:rPr/>
+              <w:t>Ilustration</w:t>
+            </w:r>
+          </w:p>
+        </w:tc>
+        <w:tc>
+          <w:tcPr>
+            <w:tcW w:w="4514" w:type="dxa"/>
+            <w:tcBorders>
+              <w:left w:val="single" w:sz="8" w:space="0" w:color="000000"/>
+              <w:bottom w:val="single" w:sz="8" w:space="0" w:color="000000"/>
+              <w:right w:val="single" w:sz="8" w:space="0" w:color="000000"/>
+            </w:tcBorders>
+            <w:shd w:fill="auto" w:val="clear"/>
+          </w:tcPr>
+          <w:p>
+            <w:pPr>
+              <w:pStyle w:val="normal1"/>
+              <w:keepNext w:val="false"/>
+              <w:keepLines w:val="false"/>
+              <w:widowControl w:val="false"/>
+              <w:pBdr/>
+              <w:shd w:val="clear" w:fill="auto"/>
+              <w:spacing w:lineRule="auto" w:line="240" w:before="0" w:after="0"/>
+              <w:ind w:hanging="0" w:left="0" w:right="0"/>
+              <w:jc w:val="left"/>
+              <w:rPr/>
+            </w:pPr>
+            <w:r>
+              <w:rPr/>
+              <w:t>assets/EscamaRoja.png</w:t>
             </w:r>
           </w:p>
         </w:tc>
